--- a/SAKINA_Idea_Capture.docx
+++ b/SAKINA_Idea_Capture.docx
@@ -177,7 +177,7 @@
                 <w:sz w:val="18"/>
                 <w:szCs w:val="18"/>
               </w:rPr>
-              <w:t xml:space="preserve">TBD — Idea Phase closes 23 Aug 2026</w:t>
+              <w:t xml:space="preserve">20 Aug 2026</w:t>
             </w:r>
           </w:p>
         </w:tc>
@@ -222,7 +222,7 @@
                 <w:sz w:val="18"/>
                 <w:szCs w:val="18"/>
               </w:rPr>
-              <w:t xml:space="preserve">[YOUR NAME]</w:t>
+              <w:t xml:space="preserve">MhmoodHmmam</w:t>
             </w:r>
           </w:p>
         </w:tc>
@@ -267,7 +267,7 @@
                 <w:sz w:val="18"/>
                 <w:szCs w:val="18"/>
               </w:rPr>
-              <w:t xml:space="preserve">[YOUR TEAM NAME]</w:t>
+              <w:t xml:space="preserve">SAKINA</w:t>
             </w:r>
           </w:p>
         </w:tc>
@@ -312,7 +312,7 @@
                 <w:sz w:val="18"/>
                 <w:szCs w:val="18"/>
               </w:rPr>
-              <w:t xml:space="preserve">[EMAIL] · [PHONE]</w:t>
+              <w:t xml:space="preserve">mhmood.hmmam@gmail.com</w:t>
             </w:r>
           </w:p>
         </w:tc>

--- a/SAKINA_Idea_Capture.docx
+++ b/SAKINA_Idea_Capture.docx
@@ -222,7 +222,7 @@
                 <w:sz w:val="18"/>
                 <w:szCs w:val="18"/>
               </w:rPr>
-              <w:t xml:space="preserve">MhmoodHmmam</w:t>
+              <w:t xml:space="preserve">Mahmoud Samaha</w:t>
             </w:r>
           </w:p>
         </w:tc>
@@ -312,7 +312,7 @@
                 <w:sz w:val="18"/>
                 <w:szCs w:val="18"/>
               </w:rPr>
-              <w:t xml:space="preserve">mhmood.hmmam@gmail.com</w:t>
+              <w:t xml:space="preserve">mhmud.smaha@gmail.com</w:t>
             </w:r>
           </w:p>
         </w:tc>
